--- a/landing/src/content/docs/agent/plans-todos-questions.md.docx
+++ b/landing/src/content/docs/agent/plans-todos-questions.md.docx
@@ -85,6 +85,7 @@
           <w:numId w:val="2"/>
         </w:numPr>
         <w:ind w:left="720" w:hanging="360"/>
+        <w:rPr/>
       </w:pPr>
       <w:r>
         <w:rPr>
@@ -100,6 +101,7 @@
           <w:numId w:val="2"/>
         </w:numPr>
         <w:ind w:left="720" w:hanging="360"/>
+        <w:rPr/>
       </w:pPr>
       <w:r>
         <w:rPr>
@@ -115,6 +117,7 @@
           <w:numId w:val="2"/>
         </w:numPr>
         <w:ind w:left="720" w:hanging="360"/>
+        <w:rPr/>
       </w:pPr>
       <w:r>
         <w:rPr>
@@ -130,6 +133,7 @@
           <w:numId w:val="2"/>
         </w:numPr>
         <w:ind w:left="720" w:hanging="360"/>
+        <w:rPr/>
       </w:pPr>
       <w:r>
         <w:rPr>
@@ -145,6 +149,7 @@
           <w:numId w:val="2"/>
         </w:numPr>
         <w:ind w:left="720" w:hanging="360"/>
+        <w:rPr/>
       </w:pPr>
       <w:r>
         <w:rPr>
@@ -160,6 +165,7 @@
           <w:numId w:val="2"/>
         </w:numPr>
         <w:ind w:left="720" w:hanging="360"/>
+        <w:rPr/>
       </w:pPr>
       <w:r>
         <w:rPr>
@@ -175,6 +181,7 @@
           <w:numId w:val="2"/>
         </w:numPr>
         <w:ind w:left="720" w:hanging="360"/>
+        <w:rPr/>
       </w:pPr>
       <w:r>
         <w:rPr>
@@ -190,6 +197,7 @@
           <w:numId w:val="2"/>
         </w:numPr>
         <w:ind w:left="720" w:hanging="360"/>
+        <w:rPr/>
       </w:pPr>
       <w:r>
         <w:rPr>
@@ -205,6 +213,7 @@
           <w:numId w:val="2"/>
         </w:numPr>
         <w:ind w:left="720" w:hanging="360"/>
+        <w:rPr/>
       </w:pPr>
       <w:r>
         <w:rPr>
@@ -220,6 +229,7 @@
           <w:numId w:val="2"/>
         </w:numPr>
         <w:ind w:left="720" w:hanging="360"/>
+        <w:rPr/>
       </w:pPr>
       <w:r>
         <w:rPr>
@@ -309,7 +319,7 @@
         <w:pStyle w:val="Heading2"/>
         <w:rPr/>
       </w:pPr>
-      <w:bookmarkStart w:colFirst="0" w:colLast="0" w:name="_omjg7eccrk8f" w:id="0"/>
+      <w:bookmarkStart w:colFirst="0" w:colLast="0" w:name="_3lbrgxdvw5kv" w:id="0"/>
       <w:bookmarkEnd w:id="0"/>
       <w:r>
         <w:rPr>
@@ -442,7 +452,7 @@
         <w:pStyle w:val="Heading2"/>
         <w:rPr/>
       </w:pPr>
-      <w:bookmarkStart w:colFirst="0" w:colLast="0" w:name="_x1l7ebvednkr" w:id="1"/>
+      <w:bookmarkStart w:colFirst="0" w:colLast="0" w:name="_ht82jlfp26zv" w:id="1"/>
       <w:bookmarkEnd w:id="1"/>
       <w:r>
         <w:rPr>
@@ -511,7 +521,7 @@
         <w:pStyle w:val="Heading2"/>
         <w:rPr/>
       </w:pPr>
-      <w:bookmarkStart w:colFirst="0" w:colLast="0" w:name="_b2750m8wr5au" w:id="2"/>
+      <w:bookmarkStart w:colFirst="0" w:colLast="0" w:name="_wgunp2y4l9yl" w:id="2"/>
       <w:bookmarkEnd w:id="2"/>
       <w:r>
         <w:rPr>
@@ -641,6 +651,7 @@
           <w:numId w:val="1"/>
         </w:numPr>
         <w:ind w:left="720" w:hanging="360"/>
+        <w:rPr/>
       </w:pPr>
       <w:r>
         <w:rPr>
@@ -656,6 +667,7 @@
           <w:numId w:val="1"/>
         </w:numPr>
         <w:ind w:left="720" w:hanging="360"/>
+        <w:rPr/>
       </w:pPr>
       <w:r>
         <w:rPr>
@@ -671,6 +683,7 @@
           <w:numId w:val="1"/>
         </w:numPr>
         <w:ind w:left="720" w:hanging="360"/>
+        <w:rPr/>
       </w:pPr>
       <w:r>
         <w:rPr>
@@ -700,6 +713,7 @@
           <w:numId w:val="1"/>
         </w:numPr>
         <w:ind w:left="720" w:hanging="360"/>
+        <w:rPr/>
       </w:pPr>
       <w:r>
         <w:rPr>
@@ -715,6 +729,7 @@
           <w:numId w:val="1"/>
         </w:numPr>
         <w:ind w:left="720" w:hanging="360"/>
+        <w:rPr/>
       </w:pPr>
       <w:r>
         <w:rPr>
@@ -744,6 +759,7 @@
           <w:numId w:val="1"/>
         </w:numPr>
         <w:ind w:left="720" w:hanging="360"/>
+        <w:rPr/>
       </w:pPr>
       <w:r>
         <w:rPr>
@@ -807,7 +823,7 @@
         <w:pStyle w:val="Heading2"/>
         <w:rPr/>
       </w:pPr>
-      <w:bookmarkStart w:colFirst="0" w:colLast="0" w:name="_f6umsft0ryci" w:id="3"/>
+      <w:bookmarkStart w:colFirst="0" w:colLast="0" w:name="_ehnd2so227x8" w:id="3"/>
       <w:bookmarkEnd w:id="3"/>
       <w:r>
         <w:rPr>
